--- a/backend/data/SonderKündigung_Testphase_1&1.docx
+++ b/backend/data/SonderKündigung_Testphase_1&1.docx
@@ -846,23 +846,7 @@
           <w:rFonts w:ascii="Calibri" w:hAnsi="Calibri" w:cs="Calibri"/>
           <w:lang w:val="en-US"/>
         </w:rPr>
-        <w:t>{% set _=</w:t>
-      </w:r>
-      <w:proofErr w:type="gramStart"/>
-      <w:r>
-        <w:rPr>
-          <w:rFonts w:ascii="Calibri" w:hAnsi="Calibri" w:cs="Calibri"/>
-          <w:lang w:val="en-US"/>
-        </w:rPr>
-        <w:t>options(</w:t>
-      </w:r>
-      <w:proofErr w:type="gramEnd"/>
-      <w:r>
-        <w:rPr>
-          <w:rFonts w:ascii="Calibri" w:hAnsi="Calibri" w:cs="Calibri"/>
-          <w:lang w:val="en-US"/>
-        </w:rPr>
-        <w:t>[</w:t>
+        <w:t>{% set _=options([</w:t>
       </w:r>
     </w:p>
     <w:p>
@@ -877,17 +861,8 @@
           <w:rFonts w:ascii="Calibri" w:hAnsi="Calibri" w:cs="Calibri"/>
           <w:lang w:val="en-US"/>
         </w:rPr>
-        <w:t xml:space="preserve">        {"name":"Datum","type":"date","offset":</w:t>
+        <w:t xml:space="preserve">        {"name":"Datum","type":"date","offset":0},</w:t>
       </w:r>
-      <w:proofErr w:type="gramStart"/>
-      <w:r>
-        <w:rPr>
-          <w:rFonts w:ascii="Calibri" w:hAnsi="Calibri" w:cs="Calibri"/>
-          <w:lang w:val="en-US"/>
-        </w:rPr>
-        <w:t>0},</w:t>
-      </w:r>
-      <w:proofErr w:type="gramEnd"/>
     </w:p>
     <w:p>
       <w:pPr>
@@ -1095,7 +1070,19 @@
         <w:rPr>
           <w:rFonts w:ascii="Calibri" w:hAnsi="Calibri" w:cs="Calibri"/>
         </w:rPr>
-        <w:t xml:space="preserve">            "category":["Kündigung"],</w:t>
+        <w:t xml:space="preserve">            "category":["</w:t>
+      </w:r>
+      <w:r>
+        <w:rPr>
+          <w:rFonts w:ascii="Calibri" w:hAnsi="Calibri" w:cs="Calibri"/>
+        </w:rPr>
+        <w:t>Sonderk</w:t>
+      </w:r>
+      <w:r>
+        <w:rPr>
+          <w:rFonts w:ascii="Calibri" w:hAnsi="Calibri" w:cs="Calibri"/>
+        </w:rPr>
+        <w:t>ündigung"],</w:t>
       </w:r>
     </w:p>
     <w:p>
